--- a/report.docx
+++ b/report.docx
@@ -331,12 +331,14 @@
         </w:rPr>
       </w:pPr>
       <w:r>
-        <w:t xml:space="preserve">The project is divided into multiple files, each with a specific purpose: </w:t>
+        <w:t>The project is divided into multiple files, each with a specifi</w:t>
+      </w:r>
+      <w:r>
+        <w:t xml:space="preserve">c purpose: </w:t>
       </w:r>
       <w:r>
         <w:rPr>
           <w:rFonts w:ascii="Consolas" w:hAnsi="Consolas"/>
-          <w:shd w:val="clear" w:color="auto" w:fill="D9D9D9" w:themeFill="background1" w:themeFillShade="D9"/>
         </w:rPr>
         <w:t>main.py</w:t>
       </w:r>
@@ -346,7 +348,6 @@
       <w:r>
         <w:rPr>
           <w:rFonts w:ascii="Consolas" w:hAnsi="Consolas"/>
-          <w:shd w:val="clear" w:color="auto" w:fill="D9D9D9" w:themeFill="background1" w:themeFillShade="D9"/>
         </w:rPr>
         <w:t>input.py</w:t>
       </w:r>
@@ -356,7 +357,6 @@
       <w:r>
         <w:rPr>
           <w:rFonts w:ascii="Consolas" w:hAnsi="Consolas"/>
-          <w:shd w:val="clear" w:color="auto" w:fill="D9D9D9" w:themeFill="background1" w:themeFillShade="D9"/>
         </w:rPr>
         <w:t>validation.py</w:t>
       </w:r>
@@ -369,7 +369,6 @@
       <w:r>
         <w:rPr>
           <w:rFonts w:ascii="Consolas" w:hAnsi="Consolas"/>
-          <w:shd w:val="clear" w:color="auto" w:fill="D9D9D9" w:themeFill="background1" w:themeFillShade="D9"/>
         </w:rPr>
         <w:t>processing.py</w:t>
       </w:r>
@@ -382,14 +381,12 @@
       <w:r>
         <w:rPr>
           <w:rFonts w:ascii="Consolas" w:hAnsi="Consolas"/>
-          <w:shd w:val="clear" w:color="auto" w:fill="D9D9D9" w:themeFill="background1" w:themeFillShade="D9"/>
         </w:rPr>
         <w:t>display</w:t>
       </w:r>
       <w:r>
         <w:rPr>
           <w:rFonts w:ascii="Consolas" w:hAnsi="Consolas"/>
-          <w:shd w:val="clear" w:color="auto" w:fill="D9D9D9" w:themeFill="background1" w:themeFillShade="D9"/>
         </w:rPr>
         <w:t>.py</w:t>
       </w:r>
@@ -402,7 +399,6 @@
       <w:r>
         <w:rPr>
           <w:rFonts w:ascii="Consolas" w:hAnsi="Consolas"/>
-          <w:shd w:val="clear" w:color="auto" w:fill="D9D9D9" w:themeFill="background1" w:themeFillShade="D9"/>
         </w:rPr>
         <w:t>main.py</w:t>
       </w:r>
@@ -415,7 +411,6 @@
       <w:r>
         <w:rPr>
           <w:rFonts w:ascii="Consolas" w:hAnsi="Consolas"/>
-          <w:shd w:val="clear" w:color="auto" w:fill="D9D9D9" w:themeFill="background1" w:themeFillShade="D9"/>
         </w:rPr>
         <w:t>input.py</w:t>
       </w:r>
@@ -423,7 +418,13 @@
         <w:rPr>
           <w:lang w:bidi="ar-EG"/>
         </w:rPr>
-        <w:t xml:space="preserve"> to get the input from the user and then transform it into a dictionary. Then, validate is called to check the integrity of the input data. If it is valid, the dictionary is passed to the processing function which returns the result as a dictionary and then displayed </w:t>
+        <w:t xml:space="preserve"> </w:t>
+      </w:r>
+      <w:r>
+        <w:rPr>
+          <w:lang w:bidi="ar-EG"/>
+        </w:rPr>
+        <w:t xml:space="preserve">to get the input from the user and then transform it into a dictionary. Then, validate is called to check the integrity of the input data. If it is valid, the dictionary is passed to the processing function which returns the result as a dictionary and then displayed </w:t>
       </w:r>
       <w:r>
         <w:rPr>
